--- a/7_KI-Basismodule/KI-B4/KI-B4.4_Musterlösung.docx
+++ b/7_KI-Basismodule/KI-B4/KI-B4.4_Musterlösung.docx
@@ -1,6 +1,6 @@
 
 <file path=word/document.xml><?xml version="1.0" encoding="utf-8"?>
-<w:document xmlns:wpc="http://schemas.microsoft.com/office/word/2010/wordprocessingCanvas" xmlns:cx="http://schemas.microsoft.com/office/drawing/2014/chartex" xmlns:cx1="http://schemas.microsoft.com/office/drawing/2015/9/8/chartex" xmlns:cx2="http://schemas.microsoft.com/office/drawing/2015/10/21/chartex" xmlns:cx3="http://schemas.microsoft.com/office/drawing/2016/5/9/chartex" xmlns:cx4="http://schemas.microsoft.com/office/drawing/2016/5/10/chartex" xmlns:cx5="http://schemas.microsoft.com/office/drawing/2016/5/11/chartex" xmlns:cx6="http://schemas.microsoft.com/office/drawing/2016/5/12/chartex" xmlns:cx7="http://schemas.microsoft.com/office/drawing/2016/5/13/chartex" xmlns:cx8="http://schemas.microsoft.com/office/drawing/2016/5/14/chartex" xmlns:mc="http://schemas.openxmlformats.org/markup-compatibility/2006" xmlns:aink="http://schemas.microsoft.com/office/drawing/2016/ink" xmlns:am3d="http://schemas.microsoft.com/office/drawing/2017/model3d" xmlns:o="urn:schemas-microsoft-com:office:office" xmlns:r="http://schemas.openxmlformats.org/officeDocument/2006/relationships" xmlns:m="http://schemas.openxmlformats.org/officeDocument/2006/math" xmlns:v="urn:schemas-microsoft-com:vml" xmlns:wp14="http://schemas.microsoft.com/office/word/2010/wordprocessingDrawing" xmlns:wp="http://schemas.openxmlformats.org/drawingml/2006/wordprocessingDrawing" xmlns:w10="urn:schemas-microsoft-com:office:word" xmlns:w="http://schemas.openxmlformats.org/wordprocessingml/2006/main" xmlns:w14="http://schemas.microsoft.com/office/word/2010/wordml" xmlns:w15="http://schemas.microsoft.com/office/word/2012/wordml" xmlns:w16cex="http://schemas.microsoft.com/office/word/2018/wordml/cex" xmlns:w16cid="http://schemas.microsoft.com/office/word/2016/wordml/cid" xmlns:w16="http://schemas.microsoft.com/office/word/2018/wordml" xmlns:w16sdtdh="http://schemas.microsoft.com/office/word/2020/wordml/sdtdatahash" xmlns:w16se="http://schemas.microsoft.com/office/word/2015/wordml/symex" xmlns:wpg="http://schemas.microsoft.com/office/word/2010/wordprocessingGroup" xmlns:wpi="http://schemas.microsoft.com/office/word/2010/wordprocessingInk" xmlns:wne="http://schemas.microsoft.com/office/word/2006/wordml" xmlns:wps="http://schemas.microsoft.com/office/word/2010/wordprocessingShape" mc:Ignorable="w14 w15 w16se w16cid w16 w16cex w16sdtdh wp14">
+<w:document xmlns:wpc="http://schemas.microsoft.com/office/word/2010/wordprocessingCanvas" xmlns:cx="http://schemas.microsoft.com/office/drawing/2014/chartex" xmlns:cx1="http://schemas.microsoft.com/office/drawing/2015/9/8/chartex" xmlns:cx2="http://schemas.microsoft.com/office/drawing/2015/10/21/chartex" xmlns:cx3="http://schemas.microsoft.com/office/drawing/2016/5/9/chartex" xmlns:cx4="http://schemas.microsoft.com/office/drawing/2016/5/10/chartex" xmlns:cx5="http://schemas.microsoft.com/office/drawing/2016/5/11/chartex" xmlns:cx6="http://schemas.microsoft.com/office/drawing/2016/5/12/chartex" xmlns:cx7="http://schemas.microsoft.com/office/drawing/2016/5/13/chartex" xmlns:cx8="http://schemas.microsoft.com/office/drawing/2016/5/14/chartex" xmlns:mc="http://schemas.openxmlformats.org/markup-compatibility/2006" xmlns:aink="http://schemas.microsoft.com/office/drawing/2016/ink" xmlns:am3d="http://schemas.microsoft.com/office/drawing/2017/model3d" xmlns:o="urn:schemas-microsoft-com:office:office" xmlns:oel="http://schemas.microsoft.com/office/2019/extlst" xmlns:r="http://schemas.openxmlformats.org/officeDocument/2006/relationships" xmlns:m="http://schemas.openxmlformats.org/officeDocument/2006/math" xmlns:v="urn:schemas-microsoft-com:vml" xmlns:wp14="http://schemas.microsoft.com/office/word/2010/wordprocessingDrawing" xmlns:wp="http://schemas.openxmlformats.org/drawingml/2006/wordprocessingDrawing" xmlns:w10="urn:schemas-microsoft-com:office:word" xmlns:w="http://schemas.openxmlformats.org/wordprocessingml/2006/main" xmlns:w14="http://schemas.microsoft.com/office/word/2010/wordml" xmlns:w15="http://schemas.microsoft.com/office/word/2012/wordml" xmlns:w16cex="http://schemas.microsoft.com/office/word/2018/wordml/cex" xmlns:w16cid="http://schemas.microsoft.com/office/word/2016/wordml/cid" xmlns:w16="http://schemas.microsoft.com/office/word/2018/wordml" xmlns:w16sdtdh="http://schemas.microsoft.com/office/word/2020/wordml/sdtdatahash" xmlns:w16se="http://schemas.microsoft.com/office/word/2015/wordml/symex" xmlns:wpg="http://schemas.microsoft.com/office/word/2010/wordprocessingGroup" xmlns:wpi="http://schemas.microsoft.com/office/word/2010/wordprocessingInk" xmlns:wne="http://schemas.microsoft.com/office/word/2006/wordml" xmlns:wps="http://schemas.microsoft.com/office/word/2010/wordprocessingShape" mc:Ignorable="w14 w15 w16se w16cid w16 w16cex w16sdtdh wp14">
   <w:body>
     <w:p>
       <w:pPr>
@@ -20,6 +20,7 @@
     </w:p>
     <w:p>
       <w:pPr>
+        <w:jc w:val="both"/>
         <w:rPr>
           <w:b/>
           <w:bCs w:val="0"/>
@@ -44,6 +45,7 @@
       <w:pPr>
         <w:pStyle w:val="StandardWeb"/>
         <w:spacing w:beforeLines="60" w:before="144" w:beforeAutospacing="0" w:after="160" w:afterAutospacing="0" w:line="288" w:lineRule="auto"/>
+        <w:jc w:val="both"/>
         <w:rPr>
           <w:rFonts w:ascii="Arial" w:hAnsi="Arial" w:cs="Arial"/>
           <w:color w:val="548235"/>
@@ -70,6 +72,7 @@
         </w:numPr>
         <w:spacing w:beforeLines="60" w:before="144" w:beforeAutospacing="0" w:after="160" w:afterAutospacing="0" w:line="288" w:lineRule="auto"/>
         <w:ind w:left="0"/>
+        <w:jc w:val="both"/>
         <w:rPr>
           <w:rFonts w:ascii="Arial" w:hAnsi="Arial" w:cs="Arial"/>
           <w:color w:val="548235"/>
@@ -94,7 +97,56 @@
           <w:sz w:val="21"/>
           <w:szCs w:val="21"/>
         </w:rPr>
-        <w:t xml:space="preserve"> beschreibt dieses Phänomen bei der Bewerberauswahl. Frauen erhalten deutlich seltener ein Jobangebot der angesprochenen Firma als Männer. </w:t>
+        <w:t xml:space="preserve"> beschreibt dieses Phänomen </w:t>
+      </w:r>
+      <w:proofErr w:type="gramStart"/>
+      <w:r>
+        <w:rPr>
+          <w:rFonts w:ascii="Arial" w:hAnsi="Arial" w:cs="Arial"/>
+          <w:color w:val="548235"/>
+          <w:sz w:val="21"/>
+          <w:szCs w:val="21"/>
+        </w:rPr>
+        <w:t>bei der Bewerber</w:t>
+      </w:r>
+      <w:proofErr w:type="gramEnd"/>
+      <w:r>
+        <w:rPr>
+          <w:rFonts w:ascii="Arial" w:hAnsi="Arial" w:cs="Arial"/>
+          <w:color w:val="548235"/>
+          <w:sz w:val="21"/>
+          <w:szCs w:val="21"/>
+        </w:rPr>
+        <w:t>*</w:t>
+      </w:r>
+      <w:proofErr w:type="spellStart"/>
+      <w:r>
+        <w:rPr>
+          <w:rFonts w:ascii="Arial" w:hAnsi="Arial" w:cs="Arial"/>
+          <w:color w:val="548235"/>
+          <w:sz w:val="21"/>
+          <w:szCs w:val="21"/>
+        </w:rPr>
+        <w:t>innen</w:t>
+      </w:r>
+      <w:r>
+        <w:rPr>
+          <w:rFonts w:ascii="Arial" w:hAnsi="Arial" w:cs="Arial"/>
+          <w:color w:val="548235"/>
+          <w:sz w:val="21"/>
+          <w:szCs w:val="21"/>
+        </w:rPr>
+        <w:t>auswahl</w:t>
+      </w:r>
+      <w:proofErr w:type="spellEnd"/>
+      <w:r>
+        <w:rPr>
+          <w:rFonts w:ascii="Arial" w:hAnsi="Arial" w:cs="Arial"/>
+          <w:color w:val="548235"/>
+          <w:sz w:val="21"/>
+          <w:szCs w:val="21"/>
+        </w:rPr>
+        <w:t xml:space="preserve">. Frauen erhalten deutlich seltener ein Jobangebot der angesprochenen Firma als Männer. </w:t>
       </w:r>
     </w:p>
     <w:p>
@@ -106,6 +158,7 @@
         </w:numPr>
         <w:spacing w:beforeLines="60" w:before="144" w:beforeAutospacing="0" w:after="160" w:afterAutospacing="0" w:line="288" w:lineRule="auto"/>
         <w:ind w:left="0"/>
+        <w:jc w:val="both"/>
         <w:rPr>
           <w:rFonts w:ascii="Arial" w:hAnsi="Arial" w:cs="Arial"/>
           <w:color w:val="548235"/>
@@ -142,6 +195,7 @@
         </w:numPr>
         <w:spacing w:beforeLines="60" w:before="144" w:beforeAutospacing="0" w:after="160" w:afterAutospacing="0" w:line="288" w:lineRule="auto"/>
         <w:ind w:left="0"/>
+        <w:jc w:val="both"/>
         <w:rPr>
           <w:rFonts w:ascii="Arial" w:hAnsi="Arial" w:cs="Arial"/>
           <w:color w:val="548235"/>
@@ -187,11 +241,14 @@
       <w:pPr>
         <w:pStyle w:val="StandardWeb"/>
         <w:spacing w:beforeLines="60" w:before="144" w:beforeAutospacing="0" w:after="160" w:afterAutospacing="0" w:line="288" w:lineRule="auto"/>
+        <w:jc w:val="both"/>
         <w:rPr>
           <w:rFonts w:ascii="Arial" w:hAnsi="Arial" w:cs="Arial"/>
-          <w:color w:val="548235"/>
-          <w:sz w:val="22"/>
-          <w:szCs w:val="22"/>
+          <w:b/>
+          <w:bCs/>
+          <w:color w:val="000000"/>
+          <w:sz w:val="21"/>
+          <w:szCs w:val="21"/>
         </w:rPr>
       </w:pPr>
       <w:r>
@@ -203,7 +260,7 @@
           <w:sz w:val="21"/>
           <w:szCs w:val="21"/>
         </w:rPr>
-        <w:t>Welche Ursache(n) könnten die problematischen Entscheidungen der KI-Systeme in den beschriebenen Szenarien haben? / Erläutere unter Einbeziehung der verwendeten Daten, warum es zu diesen Problemen kommen konnte.</w:t>
+        <w:t>Welche Ursache(n) könnten die problematischen Entscheidungen der KI-Systeme in den beschriebenen Szenarien haben? / Erläutere unter Einbeziehung der verwendeten</w:t>
       </w:r>
       <w:r>
         <w:rPr>
@@ -215,6 +272,61 @@
           <w:szCs w:val="21"/>
         </w:rPr>
         <w:t xml:space="preserve"> </w:t>
+      </w:r>
+      <w:r>
+        <w:rPr>
+          <w:rFonts w:ascii="Arial" w:hAnsi="Arial" w:cs="Arial"/>
+          <w:b/>
+          <w:bCs/>
+          <w:color w:val="000000"/>
+          <w:sz w:val="21"/>
+          <w:szCs w:val="21"/>
+        </w:rPr>
+        <w:t>Daten,</w:t>
+      </w:r>
+      <w:r>
+        <w:rPr>
+          <w:rFonts w:ascii="Arial" w:hAnsi="Arial" w:cs="Arial"/>
+          <w:b/>
+          <w:bCs/>
+          <w:color w:val="000000"/>
+          <w:sz w:val="21"/>
+          <w:szCs w:val="21"/>
+        </w:rPr>
+        <w:t xml:space="preserve"> </w:t>
+      </w:r>
+      <w:r>
+        <w:rPr>
+          <w:rFonts w:ascii="Arial" w:hAnsi="Arial" w:cs="Arial"/>
+          <w:b/>
+          <w:bCs/>
+          <w:color w:val="000000"/>
+          <w:sz w:val="21"/>
+          <w:szCs w:val="21"/>
+        </w:rPr>
+        <w:t>warum es zu diesen Problemen kommen konnte.</w:t>
+      </w:r>
+      <w:r>
+        <w:rPr>
+          <w:rFonts w:ascii="Arial" w:hAnsi="Arial" w:cs="Arial"/>
+          <w:b/>
+          <w:bCs/>
+          <w:color w:val="000000"/>
+          <w:sz w:val="21"/>
+          <w:szCs w:val="21"/>
+        </w:rPr>
+        <w:t xml:space="preserve"> </w:t>
+      </w:r>
+      <w:r>
+        <w:rPr>
+          <w:rFonts w:ascii="Arial" w:hAnsi="Arial" w:cs="Arial"/>
+          <w:b/>
+          <w:bCs/>
+          <w:color w:val="000000"/>
+          <w:sz w:val="21"/>
+          <w:szCs w:val="21"/>
+        </w:rPr>
+        <w:br/>
       </w:r>
       <w:r>
         <w:rPr>
@@ -253,6 +365,7 @@
         </w:numPr>
         <w:spacing w:beforeLines="60" w:before="144" w:beforeAutospacing="0" w:after="160" w:afterAutospacing="0" w:line="288" w:lineRule="auto"/>
         <w:ind w:left="0"/>
+        <w:jc w:val="both"/>
         <w:rPr>
           <w:rFonts w:ascii="Arial" w:hAnsi="Arial" w:cs="Arial"/>
           <w:color w:val="548235"/>
@@ -289,6 +402,7 @@
         </w:numPr>
         <w:spacing w:beforeLines="60" w:before="144" w:beforeAutospacing="0" w:after="160" w:afterAutospacing="0" w:line="288" w:lineRule="auto"/>
         <w:ind w:left="0"/>
+        <w:jc w:val="both"/>
         <w:rPr>
           <w:b/>
           <w:color w:val="548235"/>
@@ -322,7 +436,25 @@
           <w:sz w:val="21"/>
           <w:szCs w:val="21"/>
         </w:rPr>
-        <w:t>Die Bilddatenbanken, die für das Training der Gesichtserkennungssoftware verwendet wurden, weisen vermutlich einen deutlich höheren Anteil an Bildern von weißen Männern als von schwarzen Frauen auf. Die Ursache ist in diesem Fall also in der Auswahl der Daten zu suchen, die von der realen Verteilung der Nutzer abweicht (</w:t>
+        <w:t>Die Bilddatenbanken, die für das Training der Gesichtserkennungssoftware verwendet wurden, weisen vermutlich einen deutlich höheren Anteil an Bildern von weißen Männern als von schwarzen Frauen auf. Die Ursache ist in diesem Fall also in der Auswahl der Daten zu suchen, die von der realen Verteilung der Nutzer</w:t>
+      </w:r>
+      <w:r>
+        <w:rPr>
+          <w:rFonts w:ascii="Arial" w:hAnsi="Arial" w:cs="Arial"/>
+          <w:color w:val="548235"/>
+          <w:sz w:val="21"/>
+          <w:szCs w:val="21"/>
+        </w:rPr>
+        <w:t>innen und Nutzern</w:t>
+      </w:r>
+      <w:r>
+        <w:rPr>
+          <w:rFonts w:ascii="Arial" w:hAnsi="Arial" w:cs="Arial"/>
+          <w:color w:val="548235"/>
+          <w:sz w:val="21"/>
+          <w:szCs w:val="21"/>
+        </w:rPr>
+        <w:t xml:space="preserve"> abweicht (</w:t>
       </w:r>
       <w:proofErr w:type="spellStart"/>
       <w:r>
@@ -354,6 +486,320 @@
         </w:numPr>
         <w:spacing w:beforeLines="60" w:before="144" w:beforeAutospacing="0" w:after="160" w:afterAutospacing="0" w:line="288" w:lineRule="auto"/>
         <w:ind w:left="0"/>
+        <w:jc w:val="both"/>
+      </w:pPr>
+      <w:r>
+        <w:rPr>
+          <w:rFonts w:ascii="Arial" w:hAnsi="Arial" w:cs="Arial"/>
+          <w:noProof/>
+          <w:color w:val="000000"/>
+          <w:sz w:val="22"/>
+          <w:szCs w:val="22"/>
+        </w:rPr>
+        <w:drawing>
+          <wp:anchor distT="0" distB="0" distL="114300" distR="114300" simplePos="0" relativeHeight="251660288" behindDoc="0" locked="0" layoutInCell="1" allowOverlap="1" wp14:anchorId="4C98FE93" wp14:editId="6E3B9AFC">
+            <wp:simplePos x="0" y="0"/>
+            <wp:positionH relativeFrom="margin">
+              <wp:align>left</wp:align>
+            </wp:positionH>
+            <wp:positionV relativeFrom="paragraph">
+              <wp:posOffset>1127051</wp:posOffset>
+            </wp:positionV>
+            <wp:extent cx="4302125" cy="1478915"/>
+            <wp:effectExtent l="0" t="0" r="3175" b="0"/>
+            <wp:wrapNone/>
+            <wp:docPr id="5" name="Grafik 1"/>
+            <wp:cNvGraphicFramePr>
+              <a:graphicFrameLocks xmlns:a="http://schemas.openxmlformats.org/drawingml/2006/main" noChangeAspect="1"/>
+            </wp:cNvGraphicFramePr>
+            <a:graphic xmlns:a="http://schemas.openxmlformats.org/drawingml/2006/main">
+              <a:graphicData uri="http://schemas.openxmlformats.org/drawingml/2006/picture">
+                <pic:pic xmlns:pic="http://schemas.openxmlformats.org/drawingml/2006/picture">
+                  <pic:nvPicPr>
+                    <pic:cNvPr id="4" name="Picture 1"/>
+                    <pic:cNvPicPr>
+                      <a:picLocks noChangeAspect="1"/>
+                    </pic:cNvPicPr>
+                  </pic:nvPicPr>
+                  <pic:blipFill>
+                    <a:blip r:embed="rId9" cstate="print">
+                      <a:extLst>
+                        <a:ext uri="{28A0092B-C50C-407E-A947-70E740481C1C}">
+                          <a14:useLocalDpi xmlns:a14="http://schemas.microsoft.com/office/drawing/2010/main" val="0"/>
+                        </a:ext>
+                      </a:extLst>
+                    </a:blip>
+                    <a:stretch/>
+                  </pic:blipFill>
+                  <pic:spPr bwMode="auto">
+                    <a:xfrm>
+                      <a:off x="0" y="0"/>
+                      <a:ext cx="4302125" cy="1478915"/>
+                    </a:xfrm>
+                    <a:prstGeom prst="rect">
+                      <a:avLst/>
+                    </a:prstGeom>
+                    <a:noFill/>
+                    <a:ln>
+                      <a:noFill/>
+                    </a:ln>
+                  </pic:spPr>
+                </pic:pic>
+              </a:graphicData>
+            </a:graphic>
+          </wp:anchor>
+        </w:drawing>
+      </w:r>
+      <w:r>
+        <w:rPr>
+          <w:rFonts w:ascii="Arial" w:hAnsi="Arial" w:cs="Arial"/>
+          <w:b/>
+          <w:color w:val="548235"/>
+          <w:sz w:val="21"/>
+          <w:szCs w:val="21"/>
+        </w:rPr>
+        <w:t>Szenario 3</w:t>
+      </w:r>
+      <w:r>
+        <w:rPr>
+          <w:rFonts w:ascii="Arial" w:hAnsi="Arial" w:cs="Arial"/>
+          <w:b/>
+          <w:color w:val="548235"/>
+          <w:sz w:val="21"/>
+          <w:szCs w:val="21"/>
+        </w:rPr>
+        <w:t xml:space="preserve">: </w:t>
+      </w:r>
+      <w:r>
+        <w:rPr>
+          <w:rFonts w:ascii="Arial" w:hAnsi="Arial" w:cs="Arial"/>
+          <w:color w:val="548235"/>
+          <w:sz w:val="21"/>
+          <w:szCs w:val="21"/>
+        </w:rPr>
+        <w:t>Im dritten Fall wurden Merkmale berücksichtigt und ein Zusammenhang zwischen dem Schulbezirk und der Abschlussnote hergestellt. Auch wenn ein solcher Zusammenhang prinzipiell bestehen kann (Korrelation), resultiert aus der Zugehörigkeit zu einem Schulbezirk noch lange nicht die Schulnote (keine Kausalität). Der Unterschied zwischen Korrelation und Kausalität wird auch im folgenden Cartoon verdeutlicht.</w:t>
+      </w:r>
+      <w:r>
+        <w:rPr>
+          <w:rFonts w:ascii="Arial" w:hAnsi="Arial" w:cs="Arial"/>
+          <w:color w:val="999999"/>
+          <w:sz w:val="22"/>
+          <w:szCs w:val="22"/>
+        </w:rPr>
+        <w:br/>
+      </w:r>
+    </w:p>
+    <w:p>
+      <w:pPr>
+        <w:pStyle w:val="StandardWeb"/>
+        <w:spacing w:beforeLines="60" w:before="144" w:beforeAutospacing="0" w:after="160" w:afterAutospacing="0" w:line="288" w:lineRule="auto"/>
+        <w:jc w:val="both"/>
+        <w:rPr>
+          <w:rFonts w:ascii="Arial" w:hAnsi="Arial" w:cs="Arial"/>
+          <w:b/>
+          <w:color w:val="548235"/>
+          <w:sz w:val="21"/>
+          <w:szCs w:val="21"/>
+        </w:rPr>
+      </w:pPr>
+    </w:p>
+    <w:p>
+      <w:pPr>
+        <w:pStyle w:val="StandardWeb"/>
+        <w:spacing w:beforeLines="60" w:before="144" w:beforeAutospacing="0" w:after="160" w:afterAutospacing="0" w:line="288" w:lineRule="auto"/>
+        <w:jc w:val="both"/>
+        <w:rPr>
+          <w:rFonts w:ascii="Arial" w:hAnsi="Arial" w:cs="Arial"/>
+          <w:b/>
+          <w:color w:val="548235"/>
+          <w:sz w:val="21"/>
+          <w:szCs w:val="21"/>
+        </w:rPr>
+      </w:pPr>
+    </w:p>
+    <w:p>
+      <w:pPr>
+        <w:pStyle w:val="StandardWeb"/>
+        <w:spacing w:beforeLines="60" w:before="144" w:beforeAutospacing="0" w:after="160" w:afterAutospacing="0" w:line="288" w:lineRule="auto"/>
+        <w:jc w:val="both"/>
+        <w:rPr>
+          <w:rFonts w:ascii="Arial" w:hAnsi="Arial" w:cs="Arial"/>
+          <w:b/>
+          <w:color w:val="548235"/>
+          <w:sz w:val="21"/>
+          <w:szCs w:val="21"/>
+        </w:rPr>
+      </w:pPr>
+    </w:p>
+    <w:p>
+      <w:pPr>
+        <w:pStyle w:val="StandardWeb"/>
+        <w:spacing w:beforeLines="60" w:before="144" w:beforeAutospacing="0" w:after="160" w:afterAutospacing="0" w:line="288" w:lineRule="auto"/>
+        <w:jc w:val="both"/>
+        <w:rPr>
+          <w:rFonts w:ascii="Arial" w:hAnsi="Arial" w:cs="Arial"/>
+          <w:b/>
+          <w:color w:val="548235"/>
+          <w:sz w:val="21"/>
+          <w:szCs w:val="21"/>
+        </w:rPr>
+      </w:pPr>
+    </w:p>
+    <w:p>
+      <w:pPr>
+        <w:pStyle w:val="StandardWeb"/>
+        <w:spacing w:beforeLines="60" w:before="144" w:beforeAutospacing="0" w:after="160" w:afterAutospacing="0" w:line="288" w:lineRule="auto"/>
+        <w:jc w:val="both"/>
+        <w:rPr>
+          <w:rFonts w:ascii="Arial" w:hAnsi="Arial" w:cs="Arial"/>
+          <w:b/>
+          <w:color w:val="548235"/>
+          <w:sz w:val="21"/>
+          <w:szCs w:val="21"/>
+        </w:rPr>
+      </w:pPr>
+    </w:p>
+    <w:p>
+      <w:pPr>
+        <w:pStyle w:val="StandardWeb"/>
+        <w:spacing w:beforeLines="60" w:before="144" w:beforeAutospacing="0" w:after="160" w:afterAutospacing="0" w:line="288" w:lineRule="auto"/>
+        <w:jc w:val="both"/>
+      </w:pPr>
+      <w:r>
+        <w:rPr>
+          <w:rFonts w:ascii="Arial" w:hAnsi="Arial" w:cs="Arial"/>
+          <w:color w:val="000000"/>
+          <w:sz w:val="22"/>
+          <w:szCs w:val="22"/>
+        </w:rPr>
+        <w:fldChar w:fldCharType="begin"/>
+      </w:r>
+      <w:r>
+        <w:rPr>
+          <w:rFonts w:ascii="Arial" w:hAnsi="Arial" w:cs="Arial"/>
+          <w:color w:val="000000"/>
+          <w:sz w:val="22"/>
+          <w:szCs w:val="22"/>
+        </w:rPr>
+        <w:instrText xml:space="preserve"> INCLUDEPICTURE "https://lh5.googleusercontent.com/Z6vphVzcQ3S2fD6WuXsi1ZfhTkEuIc7dv3w_fwADOcZ5oKw-HA0nuCwp0io27jyaMREQeh7_bgbgk_7tK8TzWDrUMGDVfaJJg2b_pzunzZe7N-VBwI8vAjY6Hn3DKrzZ31H9rxvH" \* MERGEFORMATINET </w:instrText>
+      </w:r>
+      <w:r>
+        <w:rPr>
+          <w:rFonts w:ascii="Arial" w:hAnsi="Arial" w:cs="Arial"/>
+          <w:color w:val="000000"/>
+          <w:sz w:val="22"/>
+          <w:szCs w:val="22"/>
+        </w:rPr>
+        <w:fldChar w:fldCharType="separate"/>
+      </w:r>
+      <w:r>
+        <w:rPr>
+          <w:rFonts w:ascii="Arial" w:hAnsi="Arial" w:cs="Arial"/>
+          <w:color w:val="000000"/>
+          <w:sz w:val="22"/>
+          <w:szCs w:val="22"/>
+        </w:rPr>
+        <w:fldChar w:fldCharType="end"/>
+      </w:r>
+      <w:r>
+        <w:rPr>
+          <w:rFonts w:ascii="Arial" w:hAnsi="Arial" w:cs="Arial"/>
+          <w:i/>
+          <w:iCs/>
+          <w:color w:val="000000"/>
+          <w:sz w:val="21"/>
+          <w:szCs w:val="21"/>
+        </w:rPr>
+        <w:t xml:space="preserve">Korrelation vs. Kausalität (CC-BY-SA </w:t>
+      </w:r>
+      <w:proofErr w:type="spellStart"/>
+      <w:r>
+        <w:rPr>
+          <w:rFonts w:ascii="Arial" w:hAnsi="Arial" w:cs="Arial"/>
+          <w:i/>
+          <w:iCs/>
+          <w:color w:val="000000"/>
+          <w:sz w:val="21"/>
+          <w:szCs w:val="21"/>
+        </w:rPr>
+        <w:t>Haubert</w:t>
+      </w:r>
+      <w:proofErr w:type="spellEnd"/>
+      <w:r>
+        <w:rPr>
+          <w:rFonts w:ascii="Arial" w:hAnsi="Arial" w:cs="Arial"/>
+          <w:i/>
+          <w:iCs/>
+          <w:color w:val="000000"/>
+          <w:sz w:val="21"/>
+          <w:szCs w:val="21"/>
+        </w:rPr>
+        <w:t xml:space="preserve">, </w:t>
+      </w:r>
+      <w:proofErr w:type="spellStart"/>
+      <w:r>
+        <w:rPr>
+          <w:rFonts w:ascii="Arial" w:hAnsi="Arial" w:cs="Arial"/>
+          <w:i/>
+          <w:iCs/>
+          <w:color w:val="000000"/>
+          <w:sz w:val="21"/>
+          <w:szCs w:val="21"/>
+        </w:rPr>
+        <w:t>Seegerer</w:t>
+      </w:r>
+      <w:proofErr w:type="spellEnd"/>
+      <w:r>
+        <w:rPr>
+          <w:rFonts w:ascii="Arial" w:hAnsi="Arial" w:cs="Arial"/>
+          <w:i/>
+          <w:iCs/>
+          <w:color w:val="000000"/>
+          <w:sz w:val="21"/>
+          <w:szCs w:val="21"/>
+        </w:rPr>
+        <w:t>, Albrecht)</w:t>
+      </w:r>
+      <w:r>
+        <w:tab/>
+      </w:r>
+      <w:r>
+        <w:tab/>
+      </w:r>
+      <w:proofErr w:type="gramStart"/>
+      <w:r>
+        <w:tab/>
+        <w:t xml:space="preserve">  </w:t>
+      </w:r>
+      <w:r>
+        <w:tab/>
+      </w:r>
+      <w:proofErr w:type="gramEnd"/>
+      <w:r>
+        <w:t xml:space="preserve"> </w:t>
+      </w:r>
+      <w:r>
+        <w:rPr>
+          <w:rFonts w:ascii="Arial" w:hAnsi="Arial" w:cs="Arial"/>
+          <w:color w:val="999999"/>
+          <w:sz w:val="21"/>
+          <w:szCs w:val="21"/>
+        </w:rPr>
+        <w:t>Die Verwendung verzerrter Daten (Daten, die die Realität nur bedingt widerspiegeln)</w:t>
+      </w:r>
+    </w:p>
+    <w:p>
+      <w:pPr>
+        <w:pStyle w:val="StandardWeb"/>
+        <w:spacing w:beforeLines="60" w:before="144" w:beforeAutospacing="0" w:after="160" w:afterAutospacing="0" w:line="288" w:lineRule="auto"/>
+        <w:rPr>
+          <w:rFonts w:ascii="Arial" w:hAnsi="Arial" w:cs="Arial"/>
+          <w:b/>
+          <w:bCs/>
+          <w:color w:val="000000"/>
+          <w:sz w:val="21"/>
+          <w:szCs w:val="21"/>
+        </w:rPr>
       </w:pPr>
       <w:r>
         <w:rPr>
@@ -364,16 +810,17 @@
           <w:sz w:val="21"/>
           <w:szCs w:val="21"/>
         </w:rPr>
+        <w:lastRenderedPageBreak/>
         <mc:AlternateContent>
           <mc:Choice Requires="wps">
             <w:drawing>
-              <wp:anchor distT="0" distB="0" distL="114300" distR="114300" simplePos="0" relativeHeight="251659264" behindDoc="0" locked="0" layoutInCell="1" allowOverlap="1" wp14:anchorId="7F194BDD" wp14:editId="2C8A59DD">
+              <wp:anchor distT="0" distB="0" distL="114300" distR="114300" simplePos="0" relativeHeight="251659264" behindDoc="0" locked="0" layoutInCell="1" allowOverlap="1" wp14:anchorId="7F194BDD" wp14:editId="1B2236F7">
                 <wp:simplePos x="0" y="0"/>
                 <wp:positionH relativeFrom="column">
-                  <wp:posOffset>-95885</wp:posOffset>
+                  <wp:posOffset>-66995</wp:posOffset>
                 </wp:positionH>
                 <wp:positionV relativeFrom="paragraph">
-                  <wp:posOffset>2974331</wp:posOffset>
+                  <wp:posOffset>227330</wp:posOffset>
                 </wp:positionV>
                 <wp:extent cx="5827691" cy="425907"/>
                 <wp:effectExtent l="0" t="0" r="1905" b="0"/>
@@ -403,6 +850,7 @@
                         <w:txbxContent>
                           <w:p>
                             <w:pPr>
+                              <w:jc w:val="both"/>
                               <w:rPr>
                                 <w:rFonts w:ascii="Arial" w:eastAsia="Times New Roman" w:hAnsi="Arial" w:cs="Arial"/>
                                 <w:bCs w:val="0"/>
@@ -465,11 +913,12 @@
                 <v:stroke joinstyle="miter"/>
                 <v:path gradientshapeok="t" o:connecttype="rect"/>
               </v:shapetype>
-              <v:shape id="Textfeld 8" o:spid="_x0000_s1026" type="#_x0000_t202" style="position:absolute;left:0;text-align:left;margin-left:-7.55pt;margin-top:234.2pt;width:458.85pt;height:33.55pt;z-index:251659264;visibility:visible;mso-wrap-style:square;mso-width-percent:0;mso-height-percent:0;mso-wrap-distance-left:9pt;mso-wrap-distance-top:0;mso-wrap-distance-right:9pt;mso-wrap-distance-bottom:0;mso-position-horizontal:absolute;mso-position-horizontal-relative:text;mso-position-vertical:absolute;mso-position-vertical-relative:text;mso-width-percent:0;mso-height-percent:0;mso-width-relative:margin;mso-height-relative:margin;v-text-anchor:top" o:gfxdata="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" fillcolor="white [3201]" stroked="f" strokeweight=".5pt">
+              <v:shape id="Textfeld 8" o:spid="_x0000_s1026" type="#_x0000_t202" style="position:absolute;margin-left:-5.3pt;margin-top:17.9pt;width:458.85pt;height:33.55pt;z-index:251659264;visibility:visible;mso-wrap-style:square;mso-width-percent:0;mso-height-percent:0;mso-wrap-distance-left:9pt;mso-wrap-distance-top:0;mso-wrap-distance-right:9pt;mso-wrap-distance-bottom:0;mso-position-horizontal:absolute;mso-position-horizontal-relative:text;mso-position-vertical:absolute;mso-position-vertical-relative:text;mso-width-percent:0;mso-height-percent:0;mso-width-relative:margin;mso-height-relative:margin;v-text-anchor:top" o:gfxdata="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" fillcolor="white [3201]" stroked="f" strokeweight=".5pt">
                 <v:textbox>
                   <w:txbxContent>
                     <w:p>
                       <w:pPr>
+                        <w:jc w:val="both"/>
                         <w:rPr>
                           <w:rFonts w:ascii="Arial" w:eastAsia="Times New Roman" w:hAnsi="Arial" w:cs="Arial"/>
                           <w:bCs w:val="0"/>
@@ -513,192 +962,42 @@
           </mc:Fallback>
         </mc:AlternateContent>
       </w:r>
-      <w:r>
+    </w:p>
+    <w:p>
+      <w:pPr>
+        <w:pStyle w:val="StandardWeb"/>
+        <w:spacing w:beforeLines="60" w:before="144" w:beforeAutospacing="0" w:after="160" w:afterAutospacing="0" w:line="288" w:lineRule="auto"/>
         <w:rPr>
           <w:rFonts w:ascii="Arial" w:hAnsi="Arial" w:cs="Arial"/>
           <w:b/>
-          <w:color w:val="548235"/>
-          <w:sz w:val="21"/>
-          <w:szCs w:val="21"/>
-        </w:rPr>
-        <w:t>Szenario 3</w:t>
-      </w:r>
-      <w:r>
-        <w:rPr>
-          <w:rFonts w:ascii="Arial" w:hAnsi="Arial" w:cs="Arial"/>
-          <w:b/>
-          <w:color w:val="548235"/>
-          <w:sz w:val="21"/>
-          <w:szCs w:val="21"/>
-        </w:rPr>
-        <w:t xml:space="preserve">: </w:t>
-      </w:r>
-      <w:r>
-        <w:rPr>
-          <w:rFonts w:ascii="Arial" w:hAnsi="Arial" w:cs="Arial"/>
-          <w:color w:val="548235"/>
-          <w:sz w:val="21"/>
-          <w:szCs w:val="21"/>
-        </w:rPr>
-        <w:t>Im dritten Fall wurden Merkmale berücksichtigt und ein Zusammenhang zwischen dem Schulbezirk und der Abschlussnote hergestellt. Auch wenn ein solcher Zusammenhang prinzipiell bestehen kann (Korrelation), resultiert aus der Zugehörigkeit zu einem Schulbezirk noch lange nicht die Schulnote (keine Kausalität). Der Unterschied zwischen Korrelation und Kausalität wird auch im folgenden Cartoon verdeutlicht.</w:t>
-      </w:r>
-      <w:r>
-        <w:rPr>
-          <w:rFonts w:ascii="Arial" w:hAnsi="Arial" w:cs="Arial"/>
-          <w:color w:val="999999"/>
-          <w:sz w:val="22"/>
-          <w:szCs w:val="22"/>
-        </w:rPr>
-        <w:br/>
-      </w:r>
-      <w:r>
-        <w:rPr>
-          <w:rFonts w:ascii="Arial" w:hAnsi="Arial" w:cs="Arial"/>
-          <w:color w:val="000000"/>
-          <w:sz w:val="22"/>
-          <w:szCs w:val="22"/>
-        </w:rPr>
-        <w:fldChar w:fldCharType="begin"/>
-      </w:r>
-      <w:r>
-        <w:rPr>
-          <w:rFonts w:ascii="Arial" w:hAnsi="Arial" w:cs="Arial"/>
-          <w:color w:val="000000"/>
-          <w:sz w:val="22"/>
-          <w:szCs w:val="22"/>
-        </w:rPr>
-        <w:instrText xml:space="preserve"> INCLUDEPICTURE "https://lh5.googleusercontent.com/Z6vphVzcQ3S2fD6WuXsi1ZfhTkEuIc7dv3w_fwADOcZ5oKw-HA0nuCwp0io27jyaMREQeh7_bgbgk_7tK8TzWDrUMGDVfaJJg2b_pzunzZe7N-VBwI8vAjY6Hn3DKrzZ31H9rxvH" \* MERGEFORMATINET </w:instrText>
-      </w:r>
-      <w:r>
-        <w:rPr>
-          <w:rFonts w:ascii="Arial" w:hAnsi="Arial" w:cs="Arial"/>
-          <w:color w:val="000000"/>
-          <w:sz w:val="22"/>
-          <w:szCs w:val="22"/>
-        </w:rPr>
-        <w:fldChar w:fldCharType="separate"/>
-      </w:r>
-      <w:r>
-        <w:rPr>
-          <w:rFonts w:ascii="Arial" w:hAnsi="Arial" w:cs="Arial"/>
-          <w:noProof/>
-          <w:color w:val="000000"/>
-          <w:sz w:val="22"/>
-          <w:szCs w:val="22"/>
-        </w:rPr>
-        <w:drawing>
-          <wp:inline distT="0" distB="0" distL="0" distR="0" wp14:anchorId="4C98FE93" wp14:editId="388BD015">
-            <wp:extent cx="5177307" cy="1780212"/>
-            <wp:effectExtent l="0" t="0" r="4445" b="0"/>
-            <wp:docPr id="5" name="Grafik 1"/>
-            <wp:cNvGraphicFramePr>
-              <a:graphicFrameLocks xmlns:a="http://schemas.openxmlformats.org/drawingml/2006/main" noChangeAspect="1"/>
-            </wp:cNvGraphicFramePr>
-            <a:graphic xmlns:a="http://schemas.openxmlformats.org/drawingml/2006/main">
-              <a:graphicData uri="http://schemas.openxmlformats.org/drawingml/2006/picture">
-                <pic:pic xmlns:pic="http://schemas.openxmlformats.org/drawingml/2006/picture">
-                  <pic:nvPicPr>
-                    <pic:cNvPr id="4" name="Picture 1"/>
-                    <pic:cNvPicPr>
-                      <a:picLocks noChangeAspect="1"/>
-                    </pic:cNvPicPr>
-                  </pic:nvPicPr>
-                  <pic:blipFill>
-                    <a:blip r:embed="rId9"/>
-                    <a:stretch/>
-                  </pic:blipFill>
-                  <pic:spPr bwMode="auto">
-                    <a:xfrm>
-                      <a:off x="0" y="0"/>
-                      <a:ext cx="5192278" cy="1785360"/>
-                    </a:xfrm>
-                    <a:prstGeom prst="rect">
-                      <a:avLst/>
-                    </a:prstGeom>
-                    <a:noFill/>
-                    <a:ln>
-                      <a:noFill/>
-                    </a:ln>
-                  </pic:spPr>
-                </pic:pic>
-              </a:graphicData>
-            </a:graphic>
-          </wp:inline>
-        </w:drawing>
-      </w:r>
-      <w:r>
-        <w:rPr>
-          <w:rFonts w:ascii="Arial" w:hAnsi="Arial" w:cs="Arial"/>
-          <w:color w:val="000000"/>
-          <w:sz w:val="22"/>
-          <w:szCs w:val="22"/>
-        </w:rPr>
-        <w:fldChar w:fldCharType="end"/>
-      </w:r>
-      <w:r>
-        <w:rPr>
-          <w:rFonts w:ascii="Arial" w:hAnsi="Arial" w:cs="Arial"/>
-          <w:i/>
-          <w:iCs/>
+          <w:bCs/>
           <w:color w:val="000000"/>
           <w:sz w:val="21"/>
           <w:szCs w:val="21"/>
         </w:rPr>
-        <w:t xml:space="preserve">Korrelation vs. Kausalität (CC-BY-SA </w:t>
-      </w:r>
-      <w:proofErr w:type="spellStart"/>
-      <w:r>
+      </w:pPr>
+    </w:p>
+    <w:p>
+      <w:pPr>
+        <w:pStyle w:val="StandardWeb"/>
+        <w:spacing w:beforeLines="60" w:before="144" w:beforeAutospacing="0" w:after="160" w:afterAutospacing="0" w:line="288" w:lineRule="auto"/>
         <w:rPr>
           <w:rFonts w:ascii="Arial" w:hAnsi="Arial" w:cs="Arial"/>
-          <w:i/>
-          <w:iCs/>
+          <w:b/>
+          <w:bCs/>
           <w:color w:val="000000"/>
           <w:sz w:val="21"/>
           <w:szCs w:val="21"/>
         </w:rPr>
-        <w:t>Haubert</w:t>
-      </w:r>
-      <w:proofErr w:type="spellEnd"/>
-      <w:r>
+      </w:pPr>
+    </w:p>
+    <w:p>
+      <w:pPr>
+        <w:pStyle w:val="StandardWeb"/>
+        <w:spacing w:beforeLines="60" w:before="144" w:beforeAutospacing="0" w:after="160" w:afterAutospacing="0" w:line="288" w:lineRule="auto"/>
+        <w:jc w:val="both"/>
         <w:rPr>
           <w:rFonts w:ascii="Arial" w:hAnsi="Arial" w:cs="Arial"/>
-          <w:i/>
-          <w:iCs/>
-          <w:color w:val="000000"/>
-          <w:sz w:val="21"/>
-          <w:szCs w:val="21"/>
-        </w:rPr>
-        <w:t>, Seegerer, Albrecht)</w:t>
-      </w:r>
-      <w:r>
-        <w:tab/>
-      </w:r>
-      <w:r>
-        <w:tab/>
-      </w:r>
-      <w:r>
-        <w:tab/>
-        <w:t xml:space="preserve">  </w:t>
-      </w:r>
-      <w:r>
-        <w:tab/>
-        <w:t xml:space="preserve"> </w:t>
-      </w:r>
-      <w:r>
-        <w:rPr>
-          <w:rFonts w:ascii="Arial" w:hAnsi="Arial" w:cs="Arial"/>
-          <w:color w:val="999999"/>
-          <w:sz w:val="21"/>
-          <w:szCs w:val="21"/>
-        </w:rPr>
-        <w:t>Die Verwendung verzerrter Daten (Daten, die die Realität nur bedingt widerspiegeln)</w:t>
-      </w:r>
-    </w:p>
-    <w:p>
-      <w:pPr>
-        <w:pStyle w:val="StandardWeb"/>
-        <w:spacing w:beforeLines="60" w:before="144" w:beforeAutospacing="0" w:after="160" w:afterAutospacing="0" w:line="288" w:lineRule="auto"/>
-        <w:rPr>
           <w:color w:val="548235"/>
           <w:sz w:val="21"/>
           <w:szCs w:val="21"/>
@@ -713,18 +1012,21 @@
           <w:sz w:val="21"/>
           <w:szCs w:val="21"/>
         </w:rPr>
-        <w:lastRenderedPageBreak/>
         <w:t>Basierend auf deinen Erfahrungen mit dem Training von Modellen: Wie könnte man diese Probleme lösen?</w:t>
       </w:r>
-      <w:r>
+    </w:p>
+    <w:p>
+      <w:pPr>
+        <w:pStyle w:val="StandardWeb"/>
+        <w:spacing w:beforeLines="60" w:before="144" w:beforeAutospacing="0" w:after="160" w:afterAutospacing="0" w:line="288" w:lineRule="auto"/>
+        <w:jc w:val="both"/>
         <w:rPr>
           <w:rFonts w:ascii="Arial" w:hAnsi="Arial" w:cs="Arial"/>
-          <w:color w:val="000000"/>
+          <w:color w:val="548235"/>
           <w:sz w:val="21"/>
           <w:szCs w:val="21"/>
         </w:rPr>
-        <w:br/>
-      </w:r>
+      </w:pPr>
       <w:r>
         <w:rPr>
           <w:rFonts w:ascii="Arial" w:hAnsi="Arial" w:cs="Arial"/>
@@ -738,8 +1040,8 @@
         <w:rPr>
           <w:rFonts w:ascii="Arial" w:hAnsi="Arial" w:cs="Arial"/>
           <w:color w:val="548235"/>
-          <w:sz w:val="22"/>
-          <w:szCs w:val="22"/>
+          <w:sz w:val="21"/>
+          <w:szCs w:val="21"/>
         </w:rPr>
         <w:br/>
       </w:r>
@@ -780,6 +1082,7 @@
         </w:numPr>
         <w:spacing w:beforeLines="60" w:before="144" w:beforeAutospacing="0" w:after="160" w:afterAutospacing="0" w:line="288" w:lineRule="auto"/>
         <w:ind w:left="0"/>
+        <w:jc w:val="both"/>
         <w:rPr>
           <w:rFonts w:ascii="Arial" w:hAnsi="Arial" w:cs="Arial"/>
           <w:color w:val="548235"/>
@@ -816,6 +1119,7 @@
         </w:numPr>
         <w:spacing w:beforeLines="60" w:before="144" w:beforeAutospacing="0" w:after="160" w:afterAutospacing="0" w:line="288" w:lineRule="auto"/>
         <w:ind w:left="0"/>
+        <w:jc w:val="both"/>
         <w:rPr>
           <w:rFonts w:ascii="Arial" w:hAnsi="Arial" w:cs="Arial"/>
           <w:color w:val="548235"/>
@@ -852,6 +1156,7 @@
         </w:numPr>
         <w:spacing w:beforeLines="60" w:before="144" w:beforeAutospacing="0" w:after="160" w:afterAutospacing="0" w:line="288" w:lineRule="auto"/>
         <w:ind w:left="0"/>
+        <w:jc w:val="both"/>
         <w:rPr>
           <w:rFonts w:ascii="Arial" w:hAnsi="Arial" w:cs="Arial"/>
           <w:color w:val="548235"/>
@@ -883,6 +1188,7 @@
       <w:pPr>
         <w:pStyle w:val="StandardWeb"/>
         <w:spacing w:beforeLines="60" w:before="144" w:beforeAutospacing="0" w:after="160" w:afterAutospacing="0" w:line="288" w:lineRule="auto"/>
+        <w:jc w:val="both"/>
       </w:pPr>
       <w:r>
         <w:rPr>
@@ -916,8 +1222,11 @@
       <w:pPr>
         <w:pStyle w:val="StandardWeb"/>
         <w:spacing w:beforeLines="60" w:before="144" w:beforeAutospacing="0" w:after="160" w:afterAutospacing="0" w:line="288" w:lineRule="auto"/>
+        <w:jc w:val="both"/>
         <w:rPr>
           <w:rFonts w:ascii="Arial" w:hAnsi="Arial" w:cs="Arial"/>
+          <w:b/>
+          <w:bCs/>
           <w:color w:val="000000"/>
           <w:sz w:val="21"/>
           <w:szCs w:val="21"/>
@@ -937,6 +1246,8 @@
       <w:r>
         <w:rPr>
           <w:rFonts w:ascii="Arial" w:hAnsi="Arial" w:cs="Arial"/>
+          <w:b/>
+          <w:bCs/>
           <w:color w:val="000000"/>
           <w:sz w:val="21"/>
           <w:szCs w:val="21"/>
@@ -946,11 +1257,31 @@
       <w:r>
         <w:rPr>
           <w:rFonts w:ascii="Arial" w:hAnsi="Arial" w:cs="Arial"/>
+          <w:color w:val="000000"/>
+          <w:sz w:val="21"/>
+          <w:szCs w:val="21"/>
+        </w:rPr>
+        <w:br/>
+      </w:r>
+      <w:proofErr w:type="gramStart"/>
+      <w:r>
+        <w:rPr>
+          <w:rFonts w:ascii="Arial" w:hAnsi="Arial" w:cs="Arial"/>
           <w:color w:val="548235"/>
           <w:sz w:val="21"/>
           <w:szCs w:val="21"/>
         </w:rPr>
-        <w:t>Hier sind eine Vielzahl an Möglichkeiten denkbar. So könnte man Regeln vorschlagen, die Ergebnisse nicht automatisch zu akzeptieren, sondern stets einen menschlichen Entscheider zurate zu ziehen, wenn das System für Entscheidungen mit großer Tragweite herangezogen wird. Außerdem könnte man Regeln zu den verwendeten Datensätzen vorschlagen, sodass ein ausgeglichener Datensatz Voraussetzung für das Modell würde.</w:t>
+        <w:t>Hier</w:t>
+      </w:r>
+      <w:proofErr w:type="gramEnd"/>
+      <w:r>
+        <w:rPr>
+          <w:rFonts w:ascii="Arial" w:hAnsi="Arial" w:cs="Arial"/>
+          <w:color w:val="548235"/>
+          <w:sz w:val="21"/>
+          <w:szCs w:val="21"/>
+        </w:rPr>
+        <w:t xml:space="preserve"> sind eine Vielzahl an Möglichkeiten denkbar. So könnte man Regeln vorschlagen, die Ergebnisse nicht automatisch zu akzeptieren, sondern stets einen menschlichen Entscheider zurate zu ziehen, wenn das System für Entscheidungen mit großer Tragweite herangezogen wird. Außerdem könnte man Regeln zu den verwendeten Datensätzen vorschlagen, sodass ein ausgeglichener Datensatz Voraussetzung für das Modell würde.</w:t>
       </w:r>
     </w:p>
     <w:p/>
@@ -967,7 +1298,7 @@
 </file>
 
 <file path=word/endnotes.xml><?xml version="1.0" encoding="utf-8"?>
-<w:endnotes xmlns:wpc="http://schemas.microsoft.com/office/word/2010/wordprocessingCanvas" xmlns:cx="http://schemas.microsoft.com/office/drawing/2014/chartex" xmlns:cx1="http://schemas.microsoft.com/office/drawing/2015/9/8/chartex" xmlns:cx2="http://schemas.microsoft.com/office/drawing/2015/10/21/chartex" xmlns:cx3="http://schemas.microsoft.com/office/drawing/2016/5/9/chartex" xmlns:cx4="http://schemas.microsoft.com/office/drawing/2016/5/10/chartex" xmlns:cx5="http://schemas.microsoft.com/office/drawing/2016/5/11/chartex" xmlns:cx6="http://schemas.microsoft.com/office/drawing/2016/5/12/chartex" xmlns:cx7="http://schemas.microsoft.com/office/drawing/2016/5/13/chartex" xmlns:cx8="http://schemas.microsoft.com/office/drawing/2016/5/14/chartex" xmlns:mc="http://schemas.openxmlformats.org/markup-compatibility/2006" xmlns:aink="http://schemas.microsoft.com/office/drawing/2016/ink" xmlns:am3d="http://schemas.microsoft.com/office/drawing/2017/model3d" xmlns:o="urn:schemas-microsoft-com:office:office" xmlns:r="http://schemas.openxmlformats.org/officeDocument/2006/relationships" xmlns:m="http://schemas.openxmlformats.org/officeDocument/2006/math" xmlns:v="urn:schemas-microsoft-com:vml" xmlns:wp14="http://schemas.microsoft.com/office/word/2010/wordprocessingDrawing" xmlns:wp="http://schemas.openxmlformats.org/drawingml/2006/wordprocessingDrawing" xmlns:w10="urn:schemas-microsoft-com:office:word" xmlns:w="http://schemas.openxmlformats.org/wordprocessingml/2006/main" xmlns:w14="http://schemas.microsoft.com/office/word/2010/wordml" xmlns:w15="http://schemas.microsoft.com/office/word/2012/wordml" xmlns:w16cex="http://schemas.microsoft.com/office/word/2018/wordml/cex" xmlns:w16cid="http://schemas.microsoft.com/office/word/2016/wordml/cid" xmlns:w16="http://schemas.microsoft.com/office/word/2018/wordml" xmlns:w16sdtdh="http://schemas.microsoft.com/office/word/2020/wordml/sdtdatahash" xmlns:w16se="http://schemas.microsoft.com/office/word/2015/wordml/symex" xmlns:wpg="http://schemas.microsoft.com/office/word/2010/wordprocessingGroup" xmlns:wpi="http://schemas.microsoft.com/office/word/2010/wordprocessingInk" xmlns:wne="http://schemas.microsoft.com/office/word/2006/wordml" xmlns:wps="http://schemas.microsoft.com/office/word/2010/wordprocessingShape" mc:Ignorable="w14 w15 w16se w16cid w16 w16cex w16sdtdh wp14">
+<w:endnotes xmlns:wpc="http://schemas.microsoft.com/office/word/2010/wordprocessingCanvas" xmlns:cx="http://schemas.microsoft.com/office/drawing/2014/chartex" xmlns:cx1="http://schemas.microsoft.com/office/drawing/2015/9/8/chartex" xmlns:cx2="http://schemas.microsoft.com/office/drawing/2015/10/21/chartex" xmlns:cx3="http://schemas.microsoft.com/office/drawing/2016/5/9/chartex" xmlns:cx4="http://schemas.microsoft.com/office/drawing/2016/5/10/chartex" xmlns:cx5="http://schemas.microsoft.com/office/drawing/2016/5/11/chartex" xmlns:cx6="http://schemas.microsoft.com/office/drawing/2016/5/12/chartex" xmlns:cx7="http://schemas.microsoft.com/office/drawing/2016/5/13/chartex" xmlns:cx8="http://schemas.microsoft.com/office/drawing/2016/5/14/chartex" xmlns:mc="http://schemas.openxmlformats.org/markup-compatibility/2006" xmlns:aink="http://schemas.microsoft.com/office/drawing/2016/ink" xmlns:am3d="http://schemas.microsoft.com/office/drawing/2017/model3d" xmlns:o="urn:schemas-microsoft-com:office:office" xmlns:oel="http://schemas.microsoft.com/office/2019/extlst" xmlns:r="http://schemas.openxmlformats.org/officeDocument/2006/relationships" xmlns:m="http://schemas.openxmlformats.org/officeDocument/2006/math" xmlns:v="urn:schemas-microsoft-com:vml" xmlns:wp14="http://schemas.microsoft.com/office/word/2010/wordprocessingDrawing" xmlns:wp="http://schemas.openxmlformats.org/drawingml/2006/wordprocessingDrawing" xmlns:w10="urn:schemas-microsoft-com:office:word" xmlns:w="http://schemas.openxmlformats.org/wordprocessingml/2006/main" xmlns:w14="http://schemas.microsoft.com/office/word/2010/wordml" xmlns:w15="http://schemas.microsoft.com/office/word/2012/wordml" xmlns:w16cex="http://schemas.microsoft.com/office/word/2018/wordml/cex" xmlns:w16cid="http://schemas.microsoft.com/office/word/2016/wordml/cid" xmlns:w16="http://schemas.microsoft.com/office/word/2018/wordml" xmlns:w16sdtdh="http://schemas.microsoft.com/office/word/2020/wordml/sdtdatahash" xmlns:w16se="http://schemas.microsoft.com/office/word/2015/wordml/symex" xmlns:wpg="http://schemas.microsoft.com/office/word/2010/wordprocessingGroup" xmlns:wpi="http://schemas.microsoft.com/office/word/2010/wordprocessingInk" xmlns:wne="http://schemas.microsoft.com/office/word/2006/wordml" xmlns:wps="http://schemas.microsoft.com/office/word/2010/wordprocessingShape" mc:Ignorable="w14 w15 w16se w16cid w16 w16cex w16sdtdh wp14">
   <w:endnote w:type="separator" w:id="-1">
     <w:p>
       <w:r>
@@ -986,7 +1317,7 @@
 </file>
 
 <file path=word/footer1.xml><?xml version="1.0" encoding="utf-8"?>
-<w:ftr xmlns:wpc="http://schemas.microsoft.com/office/word/2010/wordprocessingCanvas" xmlns:cx="http://schemas.microsoft.com/office/drawing/2014/chartex" xmlns:cx1="http://schemas.microsoft.com/office/drawing/2015/9/8/chartex" xmlns:cx2="http://schemas.microsoft.com/office/drawing/2015/10/21/chartex" xmlns:cx3="http://schemas.microsoft.com/office/drawing/2016/5/9/chartex" xmlns:cx4="http://schemas.microsoft.com/office/drawing/2016/5/10/chartex" xmlns:cx5="http://schemas.microsoft.com/office/drawing/2016/5/11/chartex" xmlns:cx6="http://schemas.microsoft.com/office/drawing/2016/5/12/chartex" xmlns:cx7="http://schemas.microsoft.com/office/drawing/2016/5/13/chartex" xmlns:cx8="http://schemas.microsoft.com/office/drawing/2016/5/14/chartex" xmlns:mc="http://schemas.openxmlformats.org/markup-compatibility/2006" xmlns:aink="http://schemas.microsoft.com/office/drawing/2016/ink" xmlns:am3d="http://schemas.microsoft.com/office/drawing/2017/model3d" xmlns:o="urn:schemas-microsoft-com:office:office" xmlns:r="http://schemas.openxmlformats.org/officeDocument/2006/relationships" xmlns:m="http://schemas.openxmlformats.org/officeDocument/2006/math" xmlns:v="urn:schemas-microsoft-com:vml" xmlns:wp14="http://schemas.microsoft.com/office/word/2010/wordprocessingDrawing" xmlns:wp="http://schemas.openxmlformats.org/drawingml/2006/wordprocessingDrawing" xmlns:w10="urn:schemas-microsoft-com:office:word" xmlns:w="http://schemas.openxmlformats.org/wordprocessingml/2006/main" xmlns:w14="http://schemas.microsoft.com/office/word/2010/wordml" xmlns:w15="http://schemas.microsoft.com/office/word/2012/wordml" xmlns:w16cex="http://schemas.microsoft.com/office/word/2018/wordml/cex" xmlns:w16cid="http://schemas.microsoft.com/office/word/2016/wordml/cid" xmlns:w16="http://schemas.microsoft.com/office/word/2018/wordml" xmlns:w16sdtdh="http://schemas.microsoft.com/office/word/2020/wordml/sdtdatahash" xmlns:w16se="http://schemas.microsoft.com/office/word/2015/wordml/symex" xmlns:wpg="http://schemas.microsoft.com/office/word/2010/wordprocessingGroup" xmlns:wpi="http://schemas.microsoft.com/office/word/2010/wordprocessingInk" xmlns:wne="http://schemas.microsoft.com/office/word/2006/wordml" xmlns:wps="http://schemas.microsoft.com/office/word/2010/wordprocessingShape" mc:Ignorable="w14 w15 w16se w16cid w16 w16cex w16sdtdh wp14">
+<w:ftr xmlns:wpc="http://schemas.microsoft.com/office/word/2010/wordprocessingCanvas" xmlns:cx="http://schemas.microsoft.com/office/drawing/2014/chartex" xmlns:cx1="http://schemas.microsoft.com/office/drawing/2015/9/8/chartex" xmlns:cx2="http://schemas.microsoft.com/office/drawing/2015/10/21/chartex" xmlns:cx3="http://schemas.microsoft.com/office/drawing/2016/5/9/chartex" xmlns:cx4="http://schemas.microsoft.com/office/drawing/2016/5/10/chartex" xmlns:cx5="http://schemas.microsoft.com/office/drawing/2016/5/11/chartex" xmlns:cx6="http://schemas.microsoft.com/office/drawing/2016/5/12/chartex" xmlns:cx7="http://schemas.microsoft.com/office/drawing/2016/5/13/chartex" xmlns:cx8="http://schemas.microsoft.com/office/drawing/2016/5/14/chartex" xmlns:mc="http://schemas.openxmlformats.org/markup-compatibility/2006" xmlns:aink="http://schemas.microsoft.com/office/drawing/2016/ink" xmlns:am3d="http://schemas.microsoft.com/office/drawing/2017/model3d" xmlns:o="urn:schemas-microsoft-com:office:office" xmlns:oel="http://schemas.microsoft.com/office/2019/extlst" xmlns:r="http://schemas.openxmlformats.org/officeDocument/2006/relationships" xmlns:m="http://schemas.openxmlformats.org/officeDocument/2006/math" xmlns:v="urn:schemas-microsoft-com:vml" xmlns:wp14="http://schemas.microsoft.com/office/word/2010/wordprocessingDrawing" xmlns:wp="http://schemas.openxmlformats.org/drawingml/2006/wordprocessingDrawing" xmlns:w10="urn:schemas-microsoft-com:office:word" xmlns:w="http://schemas.openxmlformats.org/wordprocessingml/2006/main" xmlns:w14="http://schemas.microsoft.com/office/word/2010/wordml" xmlns:w15="http://schemas.microsoft.com/office/word/2012/wordml" xmlns:w16cex="http://schemas.microsoft.com/office/word/2018/wordml/cex" xmlns:w16cid="http://schemas.microsoft.com/office/word/2016/wordml/cid" xmlns:w16="http://schemas.microsoft.com/office/word/2018/wordml" xmlns:w16sdtdh="http://schemas.microsoft.com/office/word/2020/wordml/sdtdatahash" xmlns:w16se="http://schemas.microsoft.com/office/word/2015/wordml/symex" xmlns:wpg="http://schemas.microsoft.com/office/word/2010/wordprocessingGroup" xmlns:wpi="http://schemas.microsoft.com/office/word/2010/wordprocessingInk" xmlns:wne="http://schemas.microsoft.com/office/word/2006/wordml" xmlns:wps="http://schemas.microsoft.com/office/word/2010/wordprocessingShape" mc:Ignorable="w14 w15 w16se w16cid w16 w16cex w16sdtdh wp14">
   <w:p>
     <w:pPr>
       <w:pStyle w:val="Kopfzeile"/>
@@ -1318,7 +1649,13 @@
       <w:rPr>
         <w:sz w:val="18"/>
       </w:rPr>
-      <w:t>zuletzt aktualisiert am 25.06.21</w:t>
+      <w:t xml:space="preserve">zuletzt aktualisiert am </w:t>
+    </w:r>
+    <w:r>
+      <w:rPr>
+        <w:sz w:val="18"/>
+      </w:rPr>
+      <w:t>03.07.2023</w:t>
     </w:r>
     <w:r>
       <w:rPr>
@@ -1407,7 +1744,7 @@
 </file>
 
 <file path=word/footnotes.xml><?xml version="1.0" encoding="utf-8"?>
-<w:footnotes xmlns:wpc="http://schemas.microsoft.com/office/word/2010/wordprocessingCanvas" xmlns:cx="http://schemas.microsoft.com/office/drawing/2014/chartex" xmlns:cx1="http://schemas.microsoft.com/office/drawing/2015/9/8/chartex" xmlns:cx2="http://schemas.microsoft.com/office/drawing/2015/10/21/chartex" xmlns:cx3="http://schemas.microsoft.com/office/drawing/2016/5/9/chartex" xmlns:cx4="http://schemas.microsoft.com/office/drawing/2016/5/10/chartex" xmlns:cx5="http://schemas.microsoft.com/office/drawing/2016/5/11/chartex" xmlns:cx6="http://schemas.microsoft.com/office/drawing/2016/5/12/chartex" xmlns:cx7="http://schemas.microsoft.com/office/drawing/2016/5/13/chartex" xmlns:cx8="http://schemas.microsoft.com/office/drawing/2016/5/14/chartex" xmlns:mc="http://schemas.openxmlformats.org/markup-compatibility/2006" xmlns:aink="http://schemas.microsoft.com/office/drawing/2016/ink" xmlns:am3d="http://schemas.microsoft.com/office/drawing/2017/model3d" xmlns:o="urn:schemas-microsoft-com:office:office" xmlns:r="http://schemas.openxmlformats.org/officeDocument/2006/relationships" xmlns:m="http://schemas.openxmlformats.org/officeDocument/2006/math" xmlns:v="urn:schemas-microsoft-com:vml" xmlns:wp14="http://schemas.microsoft.com/office/word/2010/wordprocessingDrawing" xmlns:wp="http://schemas.openxmlformats.org/drawingml/2006/wordprocessingDrawing" xmlns:w10="urn:schemas-microsoft-com:office:word" xmlns:w="http://schemas.openxmlformats.org/wordprocessingml/2006/main" xmlns:w14="http://schemas.microsoft.com/office/word/2010/wordml" xmlns:w15="http://schemas.microsoft.com/office/word/2012/wordml" xmlns:w16cex="http://schemas.microsoft.com/office/word/2018/wordml/cex" xmlns:w16cid="http://schemas.microsoft.com/office/word/2016/wordml/cid" xmlns:w16="http://schemas.microsoft.com/office/word/2018/wordml" xmlns:w16sdtdh="http://schemas.microsoft.com/office/word/2020/wordml/sdtdatahash" xmlns:w16se="http://schemas.microsoft.com/office/word/2015/wordml/symex" xmlns:wpg="http://schemas.microsoft.com/office/word/2010/wordprocessingGroup" xmlns:wpi="http://schemas.microsoft.com/office/word/2010/wordprocessingInk" xmlns:wne="http://schemas.microsoft.com/office/word/2006/wordml" xmlns:wps="http://schemas.microsoft.com/office/word/2010/wordprocessingShape" mc:Ignorable="w14 w15 w16se w16cid w16 w16cex w16sdtdh wp14">
+<w:footnotes xmlns:wpc="http://schemas.microsoft.com/office/word/2010/wordprocessingCanvas" xmlns:cx="http://schemas.microsoft.com/office/drawing/2014/chartex" xmlns:cx1="http://schemas.microsoft.com/office/drawing/2015/9/8/chartex" xmlns:cx2="http://schemas.microsoft.com/office/drawing/2015/10/21/chartex" xmlns:cx3="http://schemas.microsoft.com/office/drawing/2016/5/9/chartex" xmlns:cx4="http://schemas.microsoft.com/office/drawing/2016/5/10/chartex" xmlns:cx5="http://schemas.microsoft.com/office/drawing/2016/5/11/chartex" xmlns:cx6="http://schemas.microsoft.com/office/drawing/2016/5/12/chartex" xmlns:cx7="http://schemas.microsoft.com/office/drawing/2016/5/13/chartex" xmlns:cx8="http://schemas.microsoft.com/office/drawing/2016/5/14/chartex" xmlns:mc="http://schemas.openxmlformats.org/markup-compatibility/2006" xmlns:aink="http://schemas.microsoft.com/office/drawing/2016/ink" xmlns:am3d="http://schemas.microsoft.com/office/drawing/2017/model3d" xmlns:o="urn:schemas-microsoft-com:office:office" xmlns:oel="http://schemas.microsoft.com/office/2019/extlst" xmlns:r="http://schemas.openxmlformats.org/officeDocument/2006/relationships" xmlns:m="http://schemas.openxmlformats.org/officeDocument/2006/math" xmlns:v="urn:schemas-microsoft-com:vml" xmlns:wp14="http://schemas.microsoft.com/office/word/2010/wordprocessingDrawing" xmlns:wp="http://schemas.openxmlformats.org/drawingml/2006/wordprocessingDrawing" xmlns:w10="urn:schemas-microsoft-com:office:word" xmlns:w="http://schemas.openxmlformats.org/wordprocessingml/2006/main" xmlns:w14="http://schemas.microsoft.com/office/word/2010/wordml" xmlns:w15="http://schemas.microsoft.com/office/word/2012/wordml" xmlns:w16cex="http://schemas.microsoft.com/office/word/2018/wordml/cex" xmlns:w16cid="http://schemas.microsoft.com/office/word/2016/wordml/cid" xmlns:w16="http://schemas.microsoft.com/office/word/2018/wordml" xmlns:w16sdtdh="http://schemas.microsoft.com/office/word/2020/wordml/sdtdatahash" xmlns:w16se="http://schemas.microsoft.com/office/word/2015/wordml/symex" xmlns:wpg="http://schemas.microsoft.com/office/word/2010/wordprocessingGroup" xmlns:wpi="http://schemas.microsoft.com/office/word/2010/wordprocessingInk" xmlns:wne="http://schemas.microsoft.com/office/word/2006/wordml" xmlns:wps="http://schemas.microsoft.com/office/word/2010/wordprocessingShape" mc:Ignorable="w14 w15 w16se w16cid w16 w16cex w16sdtdh wp14">
   <w:footnote w:type="separator" w:id="-1">
     <w:p>
       <w:r>
@@ -1426,7 +1763,7 @@
 </file>
 
 <file path=word/header1.xml><?xml version="1.0" encoding="utf-8"?>
-<w:hdr xmlns:wpc="http://schemas.microsoft.com/office/word/2010/wordprocessingCanvas" xmlns:cx="http://schemas.microsoft.com/office/drawing/2014/chartex" xmlns:cx1="http://schemas.microsoft.com/office/drawing/2015/9/8/chartex" xmlns:cx2="http://schemas.microsoft.com/office/drawing/2015/10/21/chartex" xmlns:cx3="http://schemas.microsoft.com/office/drawing/2016/5/9/chartex" xmlns:cx4="http://schemas.microsoft.com/office/drawing/2016/5/10/chartex" xmlns:cx5="http://schemas.microsoft.com/office/drawing/2016/5/11/chartex" xmlns:cx6="http://schemas.microsoft.com/office/drawing/2016/5/12/chartex" xmlns:cx7="http://schemas.microsoft.com/office/drawing/2016/5/13/chartex" xmlns:cx8="http://schemas.microsoft.com/office/drawing/2016/5/14/chartex" xmlns:mc="http://schemas.openxmlformats.org/markup-compatibility/2006" xmlns:aink="http://schemas.microsoft.com/office/drawing/2016/ink" xmlns:am3d="http://schemas.microsoft.com/office/drawing/2017/model3d" xmlns:o="urn:schemas-microsoft-com:office:office" xmlns:r="http://schemas.openxmlformats.org/officeDocument/2006/relationships" xmlns:m="http://schemas.openxmlformats.org/officeDocument/2006/math" xmlns:v="urn:schemas-microsoft-com:vml" xmlns:wp14="http://schemas.microsoft.com/office/word/2010/wordprocessingDrawing" xmlns:wp="http://schemas.openxmlformats.org/drawingml/2006/wordprocessingDrawing" xmlns:w10="urn:schemas-microsoft-com:office:word" xmlns:w="http://schemas.openxmlformats.org/wordprocessingml/2006/main" xmlns:w14="http://schemas.microsoft.com/office/word/2010/wordml" xmlns:w15="http://schemas.microsoft.com/office/word/2012/wordml" xmlns:w16cex="http://schemas.microsoft.com/office/word/2018/wordml/cex" xmlns:w16cid="http://schemas.microsoft.com/office/word/2016/wordml/cid" xmlns:w16="http://schemas.microsoft.com/office/word/2018/wordml" xmlns:w16sdtdh="http://schemas.microsoft.com/office/word/2020/wordml/sdtdatahash" xmlns:w16se="http://schemas.microsoft.com/office/word/2015/wordml/symex" xmlns:wpg="http://schemas.microsoft.com/office/word/2010/wordprocessingGroup" xmlns:wpi="http://schemas.microsoft.com/office/word/2010/wordprocessingInk" xmlns:wne="http://schemas.microsoft.com/office/word/2006/wordml" xmlns:wps="http://schemas.microsoft.com/office/word/2010/wordprocessingShape" mc:Ignorable="w14 w15 w16se w16cid w16 w16cex w16sdtdh wp14">
+<w:hdr xmlns:wpc="http://schemas.microsoft.com/office/word/2010/wordprocessingCanvas" xmlns:cx="http://schemas.microsoft.com/office/drawing/2014/chartex" xmlns:cx1="http://schemas.microsoft.com/office/drawing/2015/9/8/chartex" xmlns:cx2="http://schemas.microsoft.com/office/drawing/2015/10/21/chartex" xmlns:cx3="http://schemas.microsoft.com/office/drawing/2016/5/9/chartex" xmlns:cx4="http://schemas.microsoft.com/office/drawing/2016/5/10/chartex" xmlns:cx5="http://schemas.microsoft.com/office/drawing/2016/5/11/chartex" xmlns:cx6="http://schemas.microsoft.com/office/drawing/2016/5/12/chartex" xmlns:cx7="http://schemas.microsoft.com/office/drawing/2016/5/13/chartex" xmlns:cx8="http://schemas.microsoft.com/office/drawing/2016/5/14/chartex" xmlns:mc="http://schemas.openxmlformats.org/markup-compatibility/2006" xmlns:aink="http://schemas.microsoft.com/office/drawing/2016/ink" xmlns:am3d="http://schemas.microsoft.com/office/drawing/2017/model3d" xmlns:o="urn:schemas-microsoft-com:office:office" xmlns:oel="http://schemas.microsoft.com/office/2019/extlst" xmlns:r="http://schemas.openxmlformats.org/officeDocument/2006/relationships" xmlns:m="http://schemas.openxmlformats.org/officeDocument/2006/math" xmlns:v="urn:schemas-microsoft-com:vml" xmlns:wp14="http://schemas.microsoft.com/office/word/2010/wordprocessingDrawing" xmlns:wp="http://schemas.openxmlformats.org/drawingml/2006/wordprocessingDrawing" xmlns:w10="urn:schemas-microsoft-com:office:word" xmlns:w="http://schemas.openxmlformats.org/wordprocessingml/2006/main" xmlns:w14="http://schemas.microsoft.com/office/word/2010/wordml" xmlns:w15="http://schemas.microsoft.com/office/word/2012/wordml" xmlns:w16cex="http://schemas.microsoft.com/office/word/2018/wordml/cex" xmlns:w16cid="http://schemas.microsoft.com/office/word/2016/wordml/cid" xmlns:w16="http://schemas.microsoft.com/office/word/2018/wordml" xmlns:w16sdtdh="http://schemas.microsoft.com/office/word/2020/wordml/sdtdatahash" xmlns:w16se="http://schemas.microsoft.com/office/word/2015/wordml/symex" xmlns:wpg="http://schemas.microsoft.com/office/word/2010/wordprocessingGroup" xmlns:wpi="http://schemas.microsoft.com/office/word/2010/wordprocessingInk" xmlns:wne="http://schemas.microsoft.com/office/word/2006/wordml" xmlns:wps="http://schemas.microsoft.com/office/word/2010/wordprocessingShape" mc:Ignorable="w14 w15 w16se w16cid w16 w16cex w16sdtdh wp14">
   <w:p>
     <w:pPr>
       <w:pStyle w:val="Kopfzeile"/>
@@ -1684,7 +2021,7 @@
 </file>
 
 <file path=word/numbering.xml><?xml version="1.0" encoding="utf-8"?>
-<w:numbering xmlns:wpc="http://schemas.microsoft.com/office/word/2010/wordprocessingCanvas" xmlns:cx="http://schemas.microsoft.com/office/drawing/2014/chartex" xmlns:cx1="http://schemas.microsoft.com/office/drawing/2015/9/8/chartex" xmlns:cx2="http://schemas.microsoft.com/office/drawing/2015/10/21/chartex" xmlns:cx3="http://schemas.microsoft.com/office/drawing/2016/5/9/chartex" xmlns:cx4="http://schemas.microsoft.com/office/drawing/2016/5/10/chartex" xmlns:cx5="http://schemas.microsoft.com/office/drawing/2016/5/11/chartex" xmlns:cx6="http://schemas.microsoft.com/office/drawing/2016/5/12/chartex" xmlns:cx7="http://schemas.microsoft.com/office/drawing/2016/5/13/chartex" xmlns:cx8="http://schemas.microsoft.com/office/drawing/2016/5/14/chartex" xmlns:mc="http://schemas.openxmlformats.org/markup-compatibility/2006" xmlns:aink="http://schemas.microsoft.com/office/drawing/2016/ink" xmlns:am3d="http://schemas.microsoft.com/office/drawing/2017/model3d" xmlns:o="urn:schemas-microsoft-com:office:office" xmlns:r="http://schemas.openxmlformats.org/officeDocument/2006/relationships" xmlns:m="http://schemas.openxmlformats.org/officeDocument/2006/math" xmlns:v="urn:schemas-microsoft-com:vml" xmlns:wp14="http://schemas.microsoft.com/office/word/2010/wordprocessingDrawing" xmlns:wp="http://schemas.openxmlformats.org/drawingml/2006/wordprocessingDrawing" xmlns:w10="urn:schemas-microsoft-com:office:word" xmlns:w="http://schemas.openxmlformats.org/wordprocessingml/2006/main" xmlns:w14="http://schemas.microsoft.com/office/word/2010/wordml" xmlns:w15="http://schemas.microsoft.com/office/word/2012/wordml" xmlns:w16cex="http://schemas.microsoft.com/office/word/2018/wordml/cex" xmlns:w16cid="http://schemas.microsoft.com/office/word/2016/wordml/cid" xmlns:w16="http://schemas.microsoft.com/office/word/2018/wordml" xmlns:w16sdtdh="http://schemas.microsoft.com/office/word/2020/wordml/sdtdatahash" xmlns:w16se="http://schemas.microsoft.com/office/word/2015/wordml/symex" xmlns:wpg="http://schemas.microsoft.com/office/word/2010/wordprocessingGroup" xmlns:wpi="http://schemas.microsoft.com/office/word/2010/wordprocessingInk" xmlns:wne="http://schemas.microsoft.com/office/word/2006/wordml" xmlns:wps="http://schemas.microsoft.com/office/word/2010/wordprocessingShape" mc:Ignorable="w14 w15 w16se w16cid w16 w16cex w16sdtdh wp14">
+<w:numbering xmlns:wpc="http://schemas.microsoft.com/office/word/2010/wordprocessingCanvas" xmlns:cx="http://schemas.microsoft.com/office/drawing/2014/chartex" xmlns:cx1="http://schemas.microsoft.com/office/drawing/2015/9/8/chartex" xmlns:cx2="http://schemas.microsoft.com/office/drawing/2015/10/21/chartex" xmlns:cx3="http://schemas.microsoft.com/office/drawing/2016/5/9/chartex" xmlns:cx4="http://schemas.microsoft.com/office/drawing/2016/5/10/chartex" xmlns:cx5="http://schemas.microsoft.com/office/drawing/2016/5/11/chartex" xmlns:cx6="http://schemas.microsoft.com/office/drawing/2016/5/12/chartex" xmlns:cx7="http://schemas.microsoft.com/office/drawing/2016/5/13/chartex" xmlns:cx8="http://schemas.microsoft.com/office/drawing/2016/5/14/chartex" xmlns:mc="http://schemas.openxmlformats.org/markup-compatibility/2006" xmlns:aink="http://schemas.microsoft.com/office/drawing/2016/ink" xmlns:am3d="http://schemas.microsoft.com/office/drawing/2017/model3d" xmlns:o="urn:schemas-microsoft-com:office:office" xmlns:oel="http://schemas.microsoft.com/office/2019/extlst" xmlns:r="http://schemas.openxmlformats.org/officeDocument/2006/relationships" xmlns:m="http://schemas.openxmlformats.org/officeDocument/2006/math" xmlns:v="urn:schemas-microsoft-com:vml" xmlns:wp14="http://schemas.microsoft.com/office/word/2010/wordprocessingDrawing" xmlns:wp="http://schemas.openxmlformats.org/drawingml/2006/wordprocessingDrawing" xmlns:w10="urn:schemas-microsoft-com:office:word" xmlns:w="http://schemas.openxmlformats.org/wordprocessingml/2006/main" xmlns:w14="http://schemas.microsoft.com/office/word/2010/wordml" xmlns:w15="http://schemas.microsoft.com/office/word/2012/wordml" xmlns:w16cex="http://schemas.microsoft.com/office/word/2018/wordml/cex" xmlns:w16cid="http://schemas.microsoft.com/office/word/2016/wordml/cid" xmlns:w16="http://schemas.microsoft.com/office/word/2018/wordml" xmlns:w16sdtdh="http://schemas.microsoft.com/office/word/2020/wordml/sdtdatahash" xmlns:w16se="http://schemas.microsoft.com/office/word/2015/wordml/symex" xmlns:wpg="http://schemas.microsoft.com/office/word/2010/wordprocessingGroup" xmlns:wpi="http://schemas.microsoft.com/office/word/2010/wordprocessingInk" xmlns:wne="http://schemas.microsoft.com/office/word/2006/wordml" xmlns:wps="http://schemas.microsoft.com/office/word/2010/wordprocessingShape" mc:Ignorable="w14 w15 w16se w16cid w16 w16cex w16sdtdh wp14">
   <w:abstractNum w:abstractNumId="0" w15:restartNumberingAfterBreak="0">
     <w:nsid w:val="02411607"/>
     <w:multiLevelType w:val="hybridMultilevel"/>
@@ -4201,118 +4538,118 @@
       </w:rPr>
     </w:lvl>
   </w:abstractNum>
-  <w:num w:numId="1">
+  <w:num w:numId="1" w16cid:durableId="721565596">
     <w:abstractNumId w:val="4"/>
   </w:num>
-  <w:num w:numId="2">
+  <w:num w:numId="2" w16cid:durableId="594283603">
     <w:abstractNumId w:val="3"/>
   </w:num>
-  <w:num w:numId="3">
+  <w:num w:numId="3" w16cid:durableId="787628286">
     <w:abstractNumId w:val="3"/>
   </w:num>
-  <w:num w:numId="4">
+  <w:num w:numId="4" w16cid:durableId="58863404">
     <w:abstractNumId w:val="3"/>
   </w:num>
-  <w:num w:numId="5">
+  <w:num w:numId="5" w16cid:durableId="1936160108">
     <w:abstractNumId w:val="3"/>
   </w:num>
-  <w:num w:numId="6">
+  <w:num w:numId="6" w16cid:durableId="1308165942">
     <w:abstractNumId w:val="3"/>
   </w:num>
-  <w:num w:numId="7">
+  <w:num w:numId="7" w16cid:durableId="622539597">
     <w:abstractNumId w:val="3"/>
   </w:num>
-  <w:num w:numId="8">
+  <w:num w:numId="8" w16cid:durableId="1226794348">
     <w:abstractNumId w:val="3"/>
   </w:num>
-  <w:num w:numId="9">
+  <w:num w:numId="9" w16cid:durableId="1803965609">
     <w:abstractNumId w:val="3"/>
   </w:num>
-  <w:num w:numId="10">
+  <w:num w:numId="10" w16cid:durableId="1669479306">
     <w:abstractNumId w:val="3"/>
   </w:num>
-  <w:num w:numId="11">
+  <w:num w:numId="11" w16cid:durableId="506529466">
     <w:abstractNumId w:val="3"/>
   </w:num>
-  <w:num w:numId="12">
+  <w:num w:numId="12" w16cid:durableId="394665868">
     <w:abstractNumId w:val="9"/>
   </w:num>
-  <w:num w:numId="13">
+  <w:num w:numId="13" w16cid:durableId="255021253">
     <w:abstractNumId w:val="24"/>
   </w:num>
-  <w:num w:numId="14">
+  <w:num w:numId="14" w16cid:durableId="619457350">
     <w:abstractNumId w:val="17"/>
   </w:num>
-  <w:num w:numId="15">
+  <w:num w:numId="15" w16cid:durableId="39550764">
     <w:abstractNumId w:val="10"/>
   </w:num>
-  <w:num w:numId="16">
+  <w:num w:numId="16" w16cid:durableId="1981034954">
     <w:abstractNumId w:val="5"/>
   </w:num>
-  <w:num w:numId="17">
+  <w:num w:numId="17" w16cid:durableId="2097970647">
     <w:abstractNumId w:val="11"/>
   </w:num>
-  <w:num w:numId="18">
+  <w:num w:numId="18" w16cid:durableId="1298410142">
     <w:abstractNumId w:val="13"/>
   </w:num>
-  <w:num w:numId="19">
+  <w:num w:numId="19" w16cid:durableId="431247413">
     <w:abstractNumId w:val="21"/>
   </w:num>
-  <w:num w:numId="20">
+  <w:num w:numId="20" w16cid:durableId="922567404">
     <w:abstractNumId w:val="15"/>
   </w:num>
-  <w:num w:numId="21">
+  <w:num w:numId="21" w16cid:durableId="501893451">
     <w:abstractNumId w:val="0"/>
   </w:num>
-  <w:num w:numId="22">
+  <w:num w:numId="22" w16cid:durableId="552349042">
     <w:abstractNumId w:val="6"/>
   </w:num>
-  <w:num w:numId="23">
+  <w:num w:numId="23" w16cid:durableId="448427664">
     <w:abstractNumId w:val="8"/>
   </w:num>
-  <w:num w:numId="24">
+  <w:num w:numId="24" w16cid:durableId="133716775">
     <w:abstractNumId w:val="23"/>
   </w:num>
-  <w:num w:numId="25">
+  <w:num w:numId="25" w16cid:durableId="374088070">
     <w:abstractNumId w:val="22"/>
   </w:num>
-  <w:num w:numId="26">
+  <w:num w:numId="26" w16cid:durableId="1425759068">
     <w:abstractNumId w:val="18"/>
   </w:num>
-  <w:num w:numId="27">
+  <w:num w:numId="27" w16cid:durableId="276762801">
     <w:abstractNumId w:val="14"/>
   </w:num>
-  <w:num w:numId="28">
+  <w:num w:numId="28" w16cid:durableId="1045065272">
     <w:abstractNumId w:val="20"/>
   </w:num>
-  <w:num w:numId="29">
+  <w:num w:numId="29" w16cid:durableId="235940252">
     <w:abstractNumId w:val="3"/>
   </w:num>
-  <w:num w:numId="30">
+  <w:num w:numId="30" w16cid:durableId="1177307442">
     <w:abstractNumId w:val="3"/>
   </w:num>
-  <w:num w:numId="31">
+  <w:num w:numId="31" w16cid:durableId="2141654890">
     <w:abstractNumId w:val="3"/>
   </w:num>
-  <w:num w:numId="32">
+  <w:num w:numId="32" w16cid:durableId="1415277371">
     <w:abstractNumId w:val="3"/>
   </w:num>
-  <w:num w:numId="33">
+  <w:num w:numId="33" w16cid:durableId="1390575388">
     <w:abstractNumId w:val="16"/>
   </w:num>
-  <w:num w:numId="34">
+  <w:num w:numId="34" w16cid:durableId="1409108531">
     <w:abstractNumId w:val="12"/>
   </w:num>
-  <w:num w:numId="35">
+  <w:num w:numId="35" w16cid:durableId="946430432">
     <w:abstractNumId w:val="7"/>
   </w:num>
-  <w:num w:numId="36">
+  <w:num w:numId="36" w16cid:durableId="1419205746">
     <w:abstractNumId w:val="1"/>
   </w:num>
-  <w:num w:numId="37">
+  <w:num w:numId="37" w16cid:durableId="2011834884">
     <w:abstractNumId w:val="19"/>
   </w:num>
-  <w:num w:numId="38">
+  <w:num w:numId="38" w16cid:durableId="309292092">
     <w:abstractNumId w:val="2"/>
   </w:num>
 </w:numbering>
@@ -16979,6 +17316,22 @@
       <w:szCs w:val="16"/>
     </w:rPr>
   </w:style>
+  <w:style w:type="paragraph" w:styleId="berarbeitung">
+    <w:name w:val="Revision"/>
+    <w:hidden/>
+    <w:uiPriority w:val="99"/>
+    <w:semiHidden/>
+    <w:rsid w:val="00575676"/>
+    <w:pPr>
+      <w:spacing w:after="0" w:line="240" w:lineRule="auto"/>
+    </w:pPr>
+    <w:rPr>
+      <w:rFonts w:ascii="Helvetica 45" w:hAnsi="Helvetica 45"/>
+      <w:bCs/>
+      <w:sz w:val="21"/>
+      <w:lang w:eastAsia="de-DE"/>
+    </w:rPr>
+  </w:style>
 </w:styles>
 </file>
 
@@ -17191,27 +17544,27 @@
 </file>
 
 <file path=customXml/item1.xml><?xml version="1.0" encoding="utf-8"?>
-<b:Sources xmlns:b="http://schemas.openxmlformats.org/officeDocument/2006/bibliography" xmlns="http://schemas.openxmlformats.org/officeDocument/2006/bibliography" SelectedStyle="\APASixthEditionOfficeOnline.xsl" StyleName="APA" Version="6"/>
-</file>
-
-<file path=customXml/item2.xml><?xml version="1.0" encoding="utf-8"?>
 <w:settings xmlns:w="http://schemas.openxmlformats.org/wordprocessingml/2006/main">
   <w:SpecialFormsHighlight w:val="c9c8ff"/>
 </w:settings>
 </file>
 
+<file path=customXml/item2.xml><?xml version="1.0" encoding="utf-8"?>
+<b:Sources xmlns:b="http://schemas.openxmlformats.org/officeDocument/2006/bibliography" xmlns="http://schemas.openxmlformats.org/officeDocument/2006/bibliography" SelectedStyle="\APASixthEditionOfficeOnline.xsl" StyleName="APA" Version="6"/>
+</file>
+
 <file path=customXml/itemProps1.xml><?xml version="1.0" encoding="utf-8"?>
+<ds:datastoreItem xmlns:ds="http://schemas.openxmlformats.org/officeDocument/2006/customXml" ds:itemID="{5D0AEA6B-E499-4EEF-98A3-AFBB261C493E}">
+  <ds:schemaRefs>
+    <ds:schemaRef ds:uri="http://schemas.openxmlformats.org/wordprocessingml/2006/main"/>
+  </ds:schemaRefs>
+</ds:datastoreItem>
+</file>
+
+<file path=customXml/itemProps2.xml><?xml version="1.0" encoding="utf-8"?>
 <ds:datastoreItem xmlns:ds="http://schemas.openxmlformats.org/officeDocument/2006/customXml" ds:itemID="{E88E3AC2-DFE1-4936-BC16-AF2321A8A4C5}">
   <ds:schemaRefs>
     <ds:schemaRef ds:uri="http://schemas.openxmlformats.org/officeDocument/2006/bibliography"/>
   </ds:schemaRefs>
 </ds:datastoreItem>
-</file>
-
-<file path=customXml/itemProps2.xml><?xml version="1.0" encoding="utf-8"?>
-<ds:datastoreItem xmlns:ds="http://schemas.openxmlformats.org/officeDocument/2006/customXml" ds:itemID="{5D0AEA6B-E499-4EEF-98A3-AFBB261C493E}">
-  <ds:schemaRefs>
-    <ds:schemaRef ds:uri="http://schemas.openxmlformats.org/wordprocessingml/2006/main"/>
-  </ds:schemaRefs>
-</ds:datastoreItem>
 </file>